--- a/988-Directory-User-Guide.docx
+++ b/988-Directory-User-Guide.docx
@@ -46,7 +46,7 @@
           <w:color w:val="3A4A45"/>
           <w:sz w:val="27"/>
         </w:rPr>
-        <w:t>How to correct a record, check your work, and publish it — plus how to pull a copy of the data out, or load a whole new file in.</w:t>
+        <w:t>How to correct a record, add one, remove one, check your work and publish — plus how to pull a copy of the data out, or load a whole new file in.</w:t>
       </w:r>
     </w:p>
     <w:p>
@@ -141,7 +141,7 @@
                 <w:color w:val="039579"/>
                 <w:sz w:val="20"/>
               </w:rPr>
-              <w:t xml:space="preserve">05   </w:t>
+              <w:t xml:space="preserve">06   </w:t>
             </w:r>
             <w:r>
               <w:rPr>
@@ -151,7 +151,7 @@
                 <w:color w:val="3A4A45"/>
                 <w:sz w:val="22"/>
               </w:rPr>
-              <w:t>Review your changes</w:t>
+              <w:t>What the colours mean</w:t>
             </w:r>
           </w:p>
         </w:tc>
@@ -215,7 +215,81 @@
                 <w:color w:val="039579"/>
                 <w:sz w:val="20"/>
               </w:rPr>
-              <w:t xml:space="preserve">06   </w:t>
+              <w:t xml:space="preserve">07   </w:t>
+            </w:r>
+            <w:r>
+              <w:rPr>
+                <w:rFonts w:ascii="Calibri" w:hAnsi="Calibri" w:eastAsia="Calibri"/>
+                <w:b w:val="0"/>
+                <w:i w:val="0"/>
+                <w:color w:val="3A4A45"/>
+                <w:sz w:val="22"/>
+              </w:rPr>
+              <w:t>Review your changes</w:t>
+            </w:r>
+          </w:p>
+        </w:tc>
+      </w:tr>
+      <w:tr>
+        <w:tc>
+          <w:tcPr>
+            <w:tcW w:type="dxa" w:w="4824"/>
+            <w:tcMar>
+              <w:top w:w="45" w:type="dxa"/>
+              <w:start w:w="0" w:type="dxa"/>
+              <w:bottom w:w="45" w:type="dxa"/>
+              <w:end w:w="140" w:type="dxa"/>
+            </w:tcMar>
+          </w:tcPr>
+          <w:p>
+            <w:pPr>
+              <w:spacing w:after="0"/>
+            </w:pPr>
+            <w:r>
+              <w:rPr>
+                <w:rFonts w:ascii="Consolas" w:hAnsi="Consolas" w:eastAsia="Consolas"/>
+                <w:b/>
+                <w:i w:val="0"/>
+                <w:color w:val="039579"/>
+                <w:sz w:val="20"/>
+              </w:rPr>
+              <w:t xml:space="preserve">02   </w:t>
+            </w:r>
+            <w:r>
+              <w:rPr>
+                <w:rFonts w:ascii="Calibri" w:hAnsi="Calibri" w:eastAsia="Calibri"/>
+                <w:b w:val="0"/>
+                <w:i w:val="0"/>
+                <w:color w:val="3A4A45"/>
+                <w:sz w:val="22"/>
+              </w:rPr>
+              <w:t>Add a row</w:t>
+            </w:r>
+          </w:p>
+        </w:tc>
+        <w:tc>
+          <w:tcPr>
+            <w:tcW w:type="dxa" w:w="4824"/>
+            <w:tcMar>
+              <w:top w:w="45" w:type="dxa"/>
+              <w:start w:w="0" w:type="dxa"/>
+              <w:bottom w:w="45" w:type="dxa"/>
+              <w:end w:w="140" w:type="dxa"/>
+            </w:tcMar>
+          </w:tcPr>
+          <w:p>
+            <w:pPr>
+              <w:spacing w:after="0"/>
+            </w:pPr>
+            <w:r>
+              <w:rPr>
+                <w:rFonts w:ascii="Consolas" w:hAnsi="Consolas" w:eastAsia="Consolas"/>
+                <w:b/>
+                <w:i w:val="0"/>
+                <w:color w:val="039579"/>
+                <w:sz w:val="20"/>
+              </w:rPr>
+              <w:t xml:space="preserve">08   </w:t>
             </w:r>
             <w:r>
               <w:rPr>
@@ -253,7 +327,7 @@
                 <w:color w:val="039579"/>
                 <w:sz w:val="20"/>
               </w:rPr>
-              <w:t xml:space="preserve">02   </w:t>
+              <w:t xml:space="preserve">03   </w:t>
             </w:r>
             <w:r>
               <w:rPr>
@@ -263,7 +337,7 @@
                 <w:color w:val="3A4A45"/>
                 <w:sz w:val="22"/>
               </w:rPr>
-              <w:t>Find a record</w:t>
+              <w:t>Delete a row</w:t>
             </w:r>
           </w:p>
         </w:tc>
@@ -289,7 +363,7 @@
                 <w:color w:val="039579"/>
                 <w:sz w:val="20"/>
               </w:rPr>
-              <w:t xml:space="preserve">07   </w:t>
+              <w:t xml:space="preserve">09   </w:t>
             </w:r>
             <w:r>
               <w:rPr>
@@ -327,7 +401,7 @@
                 <w:color w:val="039579"/>
                 <w:sz w:val="20"/>
               </w:rPr>
-              <w:t xml:space="preserve">03   </w:t>
+              <w:t xml:space="preserve">04   </w:t>
             </w:r>
             <w:r>
               <w:rPr>
@@ -337,7 +411,7 @@
                 <w:color w:val="3A4A45"/>
                 <w:sz w:val="22"/>
               </w:rPr>
-              <w:t>Undo and redo</w:t>
+              <w:t>Find a record</w:t>
             </w:r>
           </w:p>
         </w:tc>
@@ -363,7 +437,7 @@
                 <w:color w:val="039579"/>
                 <w:sz w:val="20"/>
               </w:rPr>
-              <w:t xml:space="preserve">08   </w:t>
+              <w:t xml:space="preserve">10   </w:t>
             </w:r>
             <w:r>
               <w:rPr>
@@ -401,7 +475,7 @@
                 <w:color w:val="039579"/>
                 <w:sz w:val="20"/>
               </w:rPr>
-              <w:t xml:space="preserve">04   </w:t>
+              <w:t xml:space="preserve">05   </w:t>
             </w:r>
             <w:r>
               <w:rPr>
@@ -411,7 +485,7 @@
                 <w:color w:val="3A4A45"/>
                 <w:sz w:val="22"/>
               </w:rPr>
-              <w:t>What the colours mean</w:t>
+              <w:t>Undo and redo</w:t>
             </w:r>
           </w:p>
         </w:tc>
@@ -437,7 +511,7 @@
                 <w:color w:val="039579"/>
                 <w:sz w:val="20"/>
               </w:rPr>
-              <w:t xml:space="preserve">09   </w:t>
+              <w:t xml:space="preserve">11   </w:t>
             </w:r>
             <w:r>
               <w:rPr>
@@ -1382,6 +1456,1765 @@
           <w:color w:val="0E1A17"/>
           <w:sz w:val="38"/>
         </w:rPr>
+        <w:t>Add a row</w:t>
+      </w:r>
+    </w:p>
+    <w:p>
+      <w:pPr>
+        <w:spacing w:after="280" w:before="40"/>
+        <w:pBdr>
+          <w:top w:val="nil"/>
+          <w:left w:val="nil"/>
+          <w:bottom w:val="single" w:sz="4" w:space="8" w:color="D9E0DC"/>
+          <w:right w:val="nil"/>
+        </w:pBdr>
+      </w:pPr>
+      <w:r>
+        <w:rPr>
+          <w:rFonts w:ascii="Calibri" w:hAnsi="Calibri" w:eastAsia="Calibri"/>
+          <w:b w:val="0"/>
+          <w:i/>
+          <w:color w:val="697A75"/>
+          <w:sz w:val="23"/>
+        </w:rPr>
+        <w:t>For a service that isn't in the directory yet. The new row starts empty at the bottom of the table, and it isn't part of the directory until you publish.</w:t>
+      </w:r>
+    </w:p>
+    <w:p>
+      <w:pPr>
+        <w:spacing w:after="120" w:before="80"/>
+        <w:ind w:left="490" w:hanging="490"/>
+      </w:pPr>
+      <w:r>
+        <w:rPr>
+          <w:rFonts w:ascii="Consolas" w:hAnsi="Consolas" w:eastAsia="Consolas"/>
+          <w:b/>
+          <w:i w:val="0"/>
+          <w:color w:val="027761"/>
+          <w:sz w:val="20"/>
+        </w:rPr>
+        <w:t>1.</w:t>
+      </w:r>
+      <w:r>
+        <w:rPr>
+          <w:rFonts w:ascii="Calibri" w:hAnsi="Calibri" w:eastAsia="Calibri"/>
+          <w:b w:val="0"/>
+          <w:i w:val="0"/>
+          <w:color w:val="0E1A17"/>
+          <w:sz w:val="22"/>
+        </w:rPr>
+        <w:tab/>
+      </w:r>
+      <w:r>
+        <w:rPr>
+          <w:rFonts w:ascii="Calibri" w:hAnsi="Calibri" w:eastAsia="Calibri"/>
+          <w:b/>
+          <w:i w:val="0"/>
+          <w:color w:val="0E1A17"/>
+          <w:sz w:val="22"/>
+        </w:rPr>
+        <w:t xml:space="preserve">Click </w:t>
+      </w:r>
+      <w:r>
+        <w:rPr>
+          <w:rFonts w:ascii="Consolas" w:hAnsi="Consolas" w:eastAsia="Consolas"/>
+          <w:b/>
+          <w:i w:val="0"/>
+          <w:color w:val="3A4A45"/>
+          <w:sz w:val="18"/>
+        </w:rPr>
+        <w:t xml:space="preserve"> ＋ Add Row </w:t>
+      </w:r>
+      <w:r>
+        <w:rPr>
+          <w:rFonts w:ascii="Calibri" w:hAnsi="Calibri" w:eastAsia="Calibri"/>
+          <w:b/>
+          <w:i w:val="0"/>
+          <w:color w:val="0E1A17"/>
+          <w:sz w:val="22"/>
+        </w:rPr>
+        <w:t xml:space="preserve"> in the toolbar.</w:t>
+      </w:r>
+    </w:p>
+    <w:p>
+      <w:pPr>
+        <w:spacing w:after="80" w:before="0"/>
+        <w:ind w:left="490"/>
+      </w:pPr>
+      <w:r>
+        <w:rPr>
+          <w:rFonts w:ascii="Calibri" w:hAnsi="Calibri" w:eastAsia="Calibri"/>
+          <w:b w:val="0"/>
+          <w:i w:val="0"/>
+          <w:color w:val="0E1A17"/>
+          <w:sz w:val="22"/>
+        </w:rPr>
+        <w:t>A blank row appears at the very bottom, numbered one past the last — 291 in a directory of 290 — and the editor opens on its first cell so you can start typing straight away. A green bar down the left of the row number marks it as a record that isn't in the directory yet.</w:t>
+      </w:r>
+    </w:p>
+    <w:p>
+      <w:pPr>
+        <w:spacing w:after="120" w:before="80"/>
+        <w:ind w:left="490" w:hanging="490"/>
+      </w:pPr>
+      <w:r>
+        <w:rPr>
+          <w:rFonts w:ascii="Consolas" w:hAnsi="Consolas" w:eastAsia="Consolas"/>
+          <w:b/>
+          <w:i w:val="0"/>
+          <w:color w:val="027761"/>
+          <w:sz w:val="20"/>
+        </w:rPr>
+        <w:t>2.</w:t>
+      </w:r>
+      <w:r>
+        <w:rPr>
+          <w:rFonts w:ascii="Calibri" w:hAnsi="Calibri" w:eastAsia="Calibri"/>
+          <w:b w:val="0"/>
+          <w:i w:val="0"/>
+          <w:color w:val="0E1A17"/>
+          <w:sz w:val="22"/>
+        </w:rPr>
+        <w:tab/>
+      </w:r>
+      <w:r>
+        <w:rPr>
+          <w:rFonts w:ascii="Calibri" w:hAnsi="Calibri" w:eastAsia="Calibri"/>
+          <w:b/>
+          <w:i w:val="0"/>
+          <w:color w:val="0E1A17"/>
+          <w:sz w:val="22"/>
+        </w:rPr>
+        <w:t>Fill in the cells.</w:t>
+      </w:r>
+    </w:p>
+    <w:p>
+      <w:pPr>
+        <w:spacing w:after="80" w:before="0"/>
+        <w:ind w:left="490"/>
+      </w:pPr>
+      <w:r>
+        <w:rPr>
+          <w:rFonts w:ascii="Calibri" w:hAnsi="Calibri" w:eastAsia="Calibri"/>
+          <w:b w:val="0"/>
+          <w:i w:val="0"/>
+          <w:color w:val="0E1A17"/>
+          <w:sz w:val="22"/>
+        </w:rPr>
+        <w:t xml:space="preserve">Exactly like editing anything else: double-click a cell, type, press </w:t>
+      </w:r>
+      <w:r>
+        <w:rPr>
+          <w:rFonts w:ascii="Consolas" w:hAnsi="Consolas" w:eastAsia="Consolas"/>
+          <w:b/>
+          <w:i w:val="0"/>
+          <w:color w:val="3A4A45"/>
+          <w:sz w:val="18"/>
+        </w:rPr>
+        <w:t xml:space="preserve"> Enter </w:t>
+      </w:r>
+      <w:r>
+        <w:rPr>
+          <w:rFonts w:ascii="Calibri" w:hAnsi="Calibri" w:eastAsia="Calibri"/>
+          <w:b w:val="0"/>
+          <w:i w:val="0"/>
+          <w:color w:val="0E1A17"/>
+          <w:sz w:val="22"/>
+        </w:rPr>
+        <w:t>. Work across the row with the horizontal scrollbar. You don't have to fill in everything — only the fields you actually know.</w:t>
+      </w:r>
+    </w:p>
+    <w:p>
+      <w:pPr>
+        <w:spacing w:after="120" w:before="80"/>
+        <w:ind w:left="490" w:hanging="490"/>
+      </w:pPr>
+      <w:r>
+        <w:rPr>
+          <w:rFonts w:ascii="Consolas" w:hAnsi="Consolas" w:eastAsia="Consolas"/>
+          <w:b/>
+          <w:i w:val="0"/>
+          <w:color w:val="027761"/>
+          <w:sz w:val="20"/>
+        </w:rPr>
+        <w:t>3.</w:t>
+      </w:r>
+      <w:r>
+        <w:rPr>
+          <w:rFonts w:ascii="Calibri" w:hAnsi="Calibri" w:eastAsia="Calibri"/>
+          <w:b w:val="0"/>
+          <w:i w:val="0"/>
+          <w:color w:val="0E1A17"/>
+          <w:sz w:val="22"/>
+        </w:rPr>
+        <w:tab/>
+      </w:r>
+      <w:r>
+        <w:rPr>
+          <w:rFonts w:ascii="Calibri" w:hAnsi="Calibri" w:eastAsia="Calibri"/>
+          <w:b/>
+          <w:i w:val="0"/>
+          <w:color w:val="0E1A17"/>
+          <w:sz w:val="22"/>
+        </w:rPr>
+        <w:t>Look at what's still outlined in amber.</w:t>
+      </w:r>
+    </w:p>
+    <w:p>
+      <w:pPr>
+        <w:spacing w:after="80" w:before="0"/>
+        <w:ind w:left="490"/>
+      </w:pPr>
+      <w:r>
+        <w:rPr>
+          <w:rFonts w:ascii="Calibri" w:hAnsi="Calibri" w:eastAsia="Calibri"/>
+          <w:b w:val="0"/>
+          <w:i w:val="0"/>
+          <w:color w:val="0E1A17"/>
+          <w:sz w:val="22"/>
+        </w:rPr>
+        <w:t>Every required field you've left empty is flagged. Amber never stops you publishing, but a record with no name or no province isn't much use to anyone looking for help, so fill in what you can.</w:t>
+      </w:r>
+    </w:p>
+    <w:p>
+      <w:pPr>
+        <w:spacing w:after="120" w:before="80"/>
+        <w:ind w:left="490" w:hanging="490"/>
+      </w:pPr>
+      <w:r>
+        <w:rPr>
+          <w:rFonts w:ascii="Consolas" w:hAnsi="Consolas" w:eastAsia="Consolas"/>
+          <w:b/>
+          <w:i w:val="0"/>
+          <w:color w:val="027761"/>
+          <w:sz w:val="20"/>
+        </w:rPr>
+        <w:t>4.</w:t>
+      </w:r>
+      <w:r>
+        <w:rPr>
+          <w:rFonts w:ascii="Calibri" w:hAnsi="Calibri" w:eastAsia="Calibri"/>
+          <w:b w:val="0"/>
+          <w:i w:val="0"/>
+          <w:color w:val="0E1A17"/>
+          <w:sz w:val="22"/>
+        </w:rPr>
+        <w:tab/>
+      </w:r>
+      <w:r>
+        <w:rPr>
+          <w:rFonts w:ascii="Calibri" w:hAnsi="Calibri" w:eastAsia="Calibri"/>
+          <w:b/>
+          <w:i w:val="0"/>
+          <w:color w:val="0E1A17"/>
+          <w:sz w:val="22"/>
+        </w:rPr>
+        <w:t>Click Review changes, then publish.</w:t>
+      </w:r>
+    </w:p>
+    <w:p>
+      <w:pPr>
+        <w:spacing w:after="80" w:before="0"/>
+        <w:ind w:left="490"/>
+      </w:pPr>
+      <w:r>
+        <w:rPr>
+          <w:rFonts w:ascii="Calibri" w:hAnsi="Calibri" w:eastAsia="Calibri"/>
+          <w:b w:val="0"/>
+          <w:i w:val="0"/>
+          <w:color w:val="0E1A17"/>
+          <w:sz w:val="22"/>
+        </w:rPr>
+        <w:t xml:space="preserve">The row is listed as </w:t>
+      </w:r>
+      <w:r>
+        <w:rPr>
+          <w:rFonts w:ascii="Calibri" w:hAnsi="Calibri" w:eastAsia="Calibri"/>
+          <w:b/>
+          <w:i w:val="0"/>
+          <w:color w:val="0E1A17"/>
+          <w:sz w:val="22"/>
+        </w:rPr>
+        <w:t>New row</w:t>
+      </w:r>
+      <w:r>
+        <w:rPr>
+          <w:rFonts w:ascii="Calibri" w:hAnsi="Calibri" w:eastAsia="Calibri"/>
+          <w:b w:val="0"/>
+          <w:i w:val="0"/>
+          <w:color w:val="0E1A17"/>
+          <w:sz w:val="22"/>
+        </w:rPr>
+        <w:t xml:space="preserve">, with a count of how many of the 17 fields you filled in. Publishing is the same as for any other change — see </w:t>
+      </w:r>
+      <w:r>
+        <w:rPr>
+          <w:rFonts w:ascii="Calibri" w:hAnsi="Calibri" w:eastAsia="Calibri"/>
+          <w:b/>
+          <w:i w:val="0"/>
+          <w:color w:val="0E1A17"/>
+          <w:sz w:val="22"/>
+        </w:rPr>
+        <w:t>07 Review your changes</w:t>
+      </w:r>
+      <w:r>
+        <w:rPr>
+          <w:rFonts w:ascii="Calibri" w:hAnsi="Calibri" w:eastAsia="Calibri"/>
+          <w:b w:val="0"/>
+          <w:i w:val="0"/>
+          <w:color w:val="0E1A17"/>
+          <w:sz w:val="22"/>
+        </w:rPr>
+        <w:t xml:space="preserve"> and </w:t>
+      </w:r>
+      <w:r>
+        <w:rPr>
+          <w:rFonts w:ascii="Calibri" w:hAnsi="Calibri" w:eastAsia="Calibri"/>
+          <w:b/>
+          <w:i w:val="0"/>
+          <w:color w:val="0E1A17"/>
+          <w:sz w:val="22"/>
+        </w:rPr>
+        <w:t>08 Publish</w:t>
+      </w:r>
+      <w:r>
+        <w:rPr>
+          <w:rFonts w:ascii="Calibri" w:hAnsi="Calibri" w:eastAsia="Calibri"/>
+          <w:b w:val="0"/>
+          <w:i w:val="0"/>
+          <w:color w:val="0E1A17"/>
+          <w:sz w:val="22"/>
+        </w:rPr>
+        <w:t>.</w:t>
+      </w:r>
+    </w:p>
+    <w:p>
+      <w:pPr>
+        <w:spacing w:after="120" w:before="0"/>
+      </w:pPr>
+    </w:p>
+    <w:p>
+      <w:pPr>
+        <w:spacing w:after="100" w:before="200"/>
+        <w:jc w:val="center"/>
+        <w:keepNext/>
+      </w:pPr>
+      <w:r>
+        <w:drawing>
+          <wp:inline xmlns:a="http://schemas.openxmlformats.org/drawingml/2006/main" xmlns:pic="http://schemas.openxmlformats.org/drawingml/2006/picture">
+            <wp:extent cx="6126480" cy="2366312"/>
+            <wp:docPr id="13" name="Picture 13"/>
+            <wp:cNvGraphicFramePr>
+              <a:graphicFrameLocks noChangeAspect="1"/>
+            </wp:cNvGraphicFramePr>
+            <a:graphic>
+              <a:graphicData uri="http://schemas.openxmlformats.org/drawingml/2006/picture">
+                <pic:pic>
+                  <pic:nvPicPr>
+                    <pic:cNvPr id="0" name="g-addrow-new.png"/>
+                    <pic:cNvPicPr/>
+                  </pic:nvPicPr>
+                  <pic:blipFill>
+                    <a:blip r:embed="rId22"/>
+                    <a:stretch>
+                      <a:fillRect/>
+                    </a:stretch>
+                  </pic:blipFill>
+                  <pic:spPr>
+                    <a:xfrm>
+                      <a:off x="0" y="0"/>
+                      <a:ext cx="6126480" cy="2366312"/>
+                    </a:xfrm>
+                    <a:prstGeom prst="rect"/>
+                  </pic:spPr>
+                </pic:pic>
+              </a:graphicData>
+            </a:graphic>
+          </wp:inline>
+        </w:drawing>
+      </w:r>
+    </w:p>
+    <w:p>
+      <w:pPr>
+        <w:spacing w:after="280" w:before="0" w:line="252" w:lineRule="auto"/>
+      </w:pPr>
+      <w:r>
+        <w:rPr>
+          <w:rFonts w:ascii="Consolas" w:hAnsi="Consolas" w:eastAsia="Consolas"/>
+          <w:b/>
+          <w:i w:val="0"/>
+          <w:color w:val="039579"/>
+          <w:sz w:val="16"/>
+        </w:rPr>
+        <w:t xml:space="preserve">STEP 1   </w:t>
+      </w:r>
+      <w:r>
+        <w:rPr>
+          <w:rFonts w:ascii="Calibri" w:hAnsi="Calibri" w:eastAsia="Calibri"/>
+          <w:b w:val="0"/>
+          <w:i/>
+          <w:color w:val="697A75"/>
+          <w:sz w:val="20"/>
+        </w:rPr>
+        <w:t>Add Row drops a blank row 291 at the bottom and opens its first cell for you. The row count in the header has already gone up to 291.</w:t>
+      </w:r>
+    </w:p>
+    <w:p>
+      <w:pPr>
+        <w:spacing w:after="100" w:before="200"/>
+        <w:jc w:val="center"/>
+        <w:keepNext/>
+      </w:pPr>
+      <w:r>
+        <w:drawing>
+          <wp:inline xmlns:a="http://schemas.openxmlformats.org/drawingml/2006/main" xmlns:pic="http://schemas.openxmlformats.org/drawingml/2006/picture">
+            <wp:extent cx="6126480" cy="2366312"/>
+            <wp:docPr id="14" name="Picture 14"/>
+            <wp:cNvGraphicFramePr>
+              <a:graphicFrameLocks noChangeAspect="1"/>
+            </wp:cNvGraphicFramePr>
+            <a:graphic>
+              <a:graphicData uri="http://schemas.openxmlformats.org/drawingml/2006/picture">
+                <pic:pic>
+                  <pic:nvPicPr>
+                    <pic:cNvPr id="0" name="g-addrow-filled.png"/>
+                    <pic:cNvPicPr/>
+                  </pic:nvPicPr>
+                  <pic:blipFill>
+                    <a:blip r:embed="rId23"/>
+                    <a:stretch>
+                      <a:fillRect/>
+                    </a:stretch>
+                  </pic:blipFill>
+                  <pic:spPr>
+                    <a:xfrm>
+                      <a:off x="0" y="0"/>
+                      <a:ext cx="6126480" cy="2366312"/>
+                    </a:xfrm>
+                    <a:prstGeom prst="rect"/>
+                  </pic:spPr>
+                </pic:pic>
+              </a:graphicData>
+            </a:graphic>
+          </wp:inline>
+        </w:drawing>
+      </w:r>
+    </w:p>
+    <w:p>
+      <w:pPr>
+        <w:spacing w:after="280" w:before="0" w:line="252" w:lineRule="auto"/>
+      </w:pPr>
+      <w:r>
+        <w:rPr>
+          <w:rFonts w:ascii="Consolas" w:hAnsi="Consolas" w:eastAsia="Consolas"/>
+          <w:b/>
+          <w:i w:val="0"/>
+          <w:color w:val="039579"/>
+          <w:sz w:val="16"/>
+        </w:rPr>
+        <w:t xml:space="preserve">STEP 2   </w:t>
+      </w:r>
+      <w:r>
+        <w:rPr>
+          <w:rFonts w:ascii="Calibri" w:hAnsi="Calibri" w:eastAsia="Calibri"/>
+          <w:b w:val="0"/>
+          <w:i/>
+          <w:color w:val="697A75"/>
+          <w:sz w:val="20"/>
+        </w:rPr>
+        <w:t>The finished record. Note the counter: Review changes (1) . A new row is one change no matter how many cells you typed into.</w:t>
+      </w:r>
+    </w:p>
+    <w:p>
+      <w:pPr>
+        <w:spacing w:after="100" w:before="200"/>
+        <w:jc w:val="center"/>
+        <w:keepNext/>
+      </w:pPr>
+      <w:r>
+        <w:drawing>
+          <wp:inline xmlns:a="http://schemas.openxmlformats.org/drawingml/2006/main" xmlns:pic="http://schemas.openxmlformats.org/drawingml/2006/picture">
+            <wp:extent cx="6126480" cy="1308765"/>
+            <wp:docPr id="15" name="Picture 15"/>
+            <wp:cNvGraphicFramePr>
+              <a:graphicFrameLocks noChangeAspect="1"/>
+            </wp:cNvGraphicFramePr>
+            <a:graphic>
+              <a:graphicData uri="http://schemas.openxmlformats.org/drawingml/2006/picture">
+                <pic:pic>
+                  <pic:nvPicPr>
+                    <pic:cNvPr id="0" name="g-addrow-review.png"/>
+                    <pic:cNvPicPr/>
+                  </pic:nvPicPr>
+                  <pic:blipFill>
+                    <a:blip r:embed="rId24"/>
+                    <a:stretch>
+                      <a:fillRect/>
+                    </a:stretch>
+                  </pic:blipFill>
+                  <pic:spPr>
+                    <a:xfrm>
+                      <a:off x="0" y="0"/>
+                      <a:ext cx="6126480" cy="1308765"/>
+                    </a:xfrm>
+                    <a:prstGeom prst="rect"/>
+                  </pic:spPr>
+                </pic:pic>
+              </a:graphicData>
+            </a:graphic>
+          </wp:inline>
+        </w:drawing>
+      </w:r>
+    </w:p>
+    <w:p>
+      <w:pPr>
+        <w:spacing w:after="280" w:before="0" w:line="252" w:lineRule="auto"/>
+      </w:pPr>
+      <w:r>
+        <w:rPr>
+          <w:rFonts w:ascii="Consolas" w:hAnsi="Consolas" w:eastAsia="Consolas"/>
+          <w:b/>
+          <w:i w:val="0"/>
+          <w:color w:val="039579"/>
+          <w:sz w:val="16"/>
+        </w:rPr>
+        <w:t xml:space="preserve">ON THE REVIEW SCREEN   </w:t>
+      </w:r>
+      <w:r>
+        <w:rPr>
+          <w:rFonts w:ascii="Calibri" w:hAnsi="Calibri" w:eastAsia="Calibri"/>
+          <w:b w:val="0"/>
+          <w:i/>
+          <w:color w:val="697A75"/>
+          <w:sz w:val="20"/>
+        </w:rPr>
+        <w:t>New rows are summarised rather than listed cell by cell. The ↩ button beside it takes the whole row back out again.</w:t>
+      </w:r>
+    </w:p>
+    <w:p>
+      <w:pPr>
+        <w:spacing w:after="180" w:before="180"/>
+        <w:ind w:left="144" w:right="72"/>
+        <w:shd w:val="clear" w:color="auto" w:fill="E3F3EE"/>
+        <w:pBdr>
+          <w:top w:val="single" w:sz="4" w:space="8" w:color="039579"/>
+          <w:left w:val="single" w:sz="4" w:space="8" w:color="039579"/>
+          <w:bottom w:val="single" w:sz="4" w:space="8" w:color="039579"/>
+          <w:right w:val="single" w:sz="4" w:space="8" w:color="039579"/>
+        </w:pBdr>
+      </w:pPr>
+      <w:r>
+        <w:rPr>
+          <w:rFonts w:ascii="Consolas" w:hAnsi="Consolas" w:eastAsia="Consolas"/>
+          <w:b/>
+          <w:i w:val="0"/>
+          <w:color w:val="027761"/>
+          <w:sz w:val="16"/>
+        </w:rPr>
+        <w:t xml:space="preserve">ONE CHANGE, NOT SEVENTEEN   </w:t>
+      </w:r>
+      <w:r>
+        <w:rPr>
+          <w:rFonts w:ascii="Calibri" w:hAnsi="Calibri" w:eastAsia="Calibri"/>
+          <w:b w:val="0"/>
+          <w:i w:val="0"/>
+          <w:color w:val="0E1A17"/>
+          <w:sz w:val="21"/>
+        </w:rPr>
+        <w:t xml:space="preserve">A new row travels as a single unit. It counts as one on the Review changes badge, it's listed as one line on the review screen, and </w:t>
+      </w:r>
+      <w:r>
+        <w:rPr>
+          <w:rFonts w:ascii="Consolas" w:hAnsi="Consolas" w:eastAsia="Consolas"/>
+          <w:b/>
+          <w:i w:val="0"/>
+          <w:color w:val="3A4A45"/>
+          <w:sz w:val="17"/>
+        </w:rPr>
+        <w:t xml:space="preserve"> Ctrl </w:t>
+      </w:r>
+      <w:r>
+        <w:rPr>
+          <w:rFonts w:ascii="Calibri" w:hAnsi="Calibri" w:eastAsia="Calibri"/>
+          <w:b w:val="0"/>
+          <w:i w:val="0"/>
+          <w:color w:val="0E1A17"/>
+          <w:sz w:val="21"/>
+        </w:rPr>
+        <w:t xml:space="preserve"> + </w:t>
+      </w:r>
+      <w:r>
+        <w:rPr>
+          <w:rFonts w:ascii="Consolas" w:hAnsi="Consolas" w:eastAsia="Consolas"/>
+          <w:b/>
+          <w:i w:val="0"/>
+          <w:color w:val="3A4A45"/>
+          <w:sz w:val="17"/>
+        </w:rPr>
+        <w:t xml:space="preserve"> Z </w:t>
+      </w:r>
+      <w:r>
+        <w:rPr>
+          <w:rFonts w:ascii="Calibri" w:hAnsi="Calibri" w:eastAsia="Calibri"/>
+          <w:b w:val="0"/>
+          <w:i w:val="0"/>
+          <w:color w:val="0E1A17"/>
+          <w:sz w:val="21"/>
+        </w:rPr>
+        <w:t xml:space="preserve"> removes the whole row rather than clearing it a cell at a time.</w:t>
+      </w:r>
+    </w:p>
+    <w:p>
+      <w:pPr>
+        <w:pStyle w:val="Heading2"/>
+      </w:pPr>
+      <w:r>
+        <w:rPr>
+          <w:rFonts w:ascii="Calibri" w:hAnsi="Calibri" w:eastAsia="Calibri"/>
+          <w:b/>
+          <w:i w:val="0"/>
+          <w:color w:val="0E1A17"/>
+          <w:sz w:val="26"/>
+        </w:rPr>
+        <w:t>Things worth knowing</w:t>
+      </w:r>
+    </w:p>
+    <w:p>
+      <w:pPr>
+        <w:spacing w:after="80" w:before="40"/>
+        <w:ind w:left="461" w:hanging="288"/>
+      </w:pPr>
+      <w:r>
+        <w:rPr>
+          <w:rFonts w:ascii="Calibri" w:hAnsi="Calibri" w:eastAsia="Calibri"/>
+          <w:b w:val="0"/>
+          <w:i w:val="0"/>
+          <w:color w:val="697A75"/>
+          <w:sz w:val="22"/>
+        </w:rPr>
+        <w:t>•</w:t>
+      </w:r>
+      <w:r>
+        <w:rPr>
+          <w:rFonts w:ascii="Calibri" w:hAnsi="Calibri" w:eastAsia="Calibri"/>
+          <w:b w:val="0"/>
+          <w:i w:val="0"/>
+          <w:color w:val="0E1A17"/>
+          <w:sz w:val="22"/>
+        </w:rPr>
+        <w:tab/>
+      </w:r>
+      <w:r>
+        <w:rPr>
+          <w:rFonts w:ascii="Calibri" w:hAnsi="Calibri" w:eastAsia="Calibri"/>
+          <w:b w:val="0"/>
+          <w:i w:val="0"/>
+          <w:color w:val="0E1A17"/>
+          <w:sz w:val="22"/>
+        </w:rPr>
+        <w:t xml:space="preserve">Clicking </w:t>
+      </w:r>
+      <w:r>
+        <w:rPr>
+          <w:rFonts w:ascii="Consolas" w:hAnsi="Consolas" w:eastAsia="Consolas"/>
+          <w:b/>
+          <w:i w:val="0"/>
+          <w:color w:val="3A4A45"/>
+          <w:sz w:val="18"/>
+        </w:rPr>
+        <w:t xml:space="preserve"> ＋ Add Row </w:t>
+      </w:r>
+      <w:r>
+        <w:rPr>
+          <w:rFonts w:ascii="Calibri" w:hAnsi="Calibri" w:eastAsia="Calibri"/>
+          <w:b w:val="0"/>
+          <w:i w:val="0"/>
+          <w:color w:val="0E1A17"/>
+          <w:sz w:val="22"/>
+        </w:rPr>
+        <w:t xml:space="preserve"> twice won't give you two blank rows. If the row at the bottom is still empty, the button simply puts your cursor back in it.</w:t>
+      </w:r>
+    </w:p>
+    <w:p>
+      <w:pPr>
+        <w:spacing w:after="80" w:before="40"/>
+        <w:ind w:left="461" w:hanging="288"/>
+      </w:pPr>
+      <w:r>
+        <w:rPr>
+          <w:rFonts w:ascii="Calibri" w:hAnsi="Calibri" w:eastAsia="Calibri"/>
+          <w:b w:val="0"/>
+          <w:i w:val="0"/>
+          <w:color w:val="697A75"/>
+          <w:sz w:val="22"/>
+        </w:rPr>
+        <w:t>•</w:t>
+      </w:r>
+      <w:r>
+        <w:rPr>
+          <w:rFonts w:ascii="Calibri" w:hAnsi="Calibri" w:eastAsia="Calibri"/>
+          <w:b w:val="0"/>
+          <w:i w:val="0"/>
+          <w:color w:val="0E1A17"/>
+          <w:sz w:val="22"/>
+        </w:rPr>
+        <w:tab/>
+      </w:r>
+      <w:r>
+        <w:rPr>
+          <w:rFonts w:ascii="Calibri" w:hAnsi="Calibri" w:eastAsia="Calibri"/>
+          <w:b w:val="0"/>
+          <w:i w:val="0"/>
+          <w:color w:val="0E1A17"/>
+          <w:sz w:val="22"/>
+        </w:rPr>
+        <w:t>An empty row isn't a change. Add one, type nothing, and the tool ignores it — it isn't counted and it isn't published.</w:t>
+      </w:r>
+    </w:p>
+    <w:p>
+      <w:pPr>
+        <w:spacing w:after="80" w:before="40"/>
+        <w:ind w:left="461" w:hanging="288"/>
+      </w:pPr>
+      <w:r>
+        <w:rPr>
+          <w:rFonts w:ascii="Calibri" w:hAnsi="Calibri" w:eastAsia="Calibri"/>
+          <w:b w:val="0"/>
+          <w:i w:val="0"/>
+          <w:color w:val="697A75"/>
+          <w:sz w:val="22"/>
+        </w:rPr>
+        <w:t>•</w:t>
+      </w:r>
+      <w:r>
+        <w:rPr>
+          <w:rFonts w:ascii="Calibri" w:hAnsi="Calibri" w:eastAsia="Calibri"/>
+          <w:b w:val="0"/>
+          <w:i w:val="0"/>
+          <w:color w:val="0E1A17"/>
+          <w:sz w:val="22"/>
+        </w:rPr>
+        <w:tab/>
+      </w:r>
+      <w:r>
+        <w:rPr>
+          <w:rFonts w:ascii="Calibri" w:hAnsi="Calibri" w:eastAsia="Calibri"/>
+          <w:b w:val="0"/>
+          <w:i w:val="0"/>
+          <w:color w:val="0E1A17"/>
+          <w:sz w:val="22"/>
+        </w:rPr>
+        <w:t>A row you've added stays on screen even while a search is filtering the table, so you can't lose it behind a search term.</w:t>
+      </w:r>
+    </w:p>
+    <w:p>
+      <w:pPr>
+        <w:spacing w:after="80" w:before="40"/>
+        <w:ind w:left="461" w:hanging="288"/>
+      </w:pPr>
+      <w:r>
+        <w:rPr>
+          <w:rFonts w:ascii="Calibri" w:hAnsi="Calibri" w:eastAsia="Calibri"/>
+          <w:b w:val="0"/>
+          <w:i w:val="0"/>
+          <w:color w:val="697A75"/>
+          <w:sz w:val="22"/>
+        </w:rPr>
+        <w:t>•</w:t>
+      </w:r>
+      <w:r>
+        <w:rPr>
+          <w:rFonts w:ascii="Calibri" w:hAnsi="Calibri" w:eastAsia="Calibri"/>
+          <w:b w:val="0"/>
+          <w:i w:val="0"/>
+          <w:color w:val="0E1A17"/>
+          <w:sz w:val="22"/>
+        </w:rPr>
+        <w:tab/>
+      </w:r>
+      <w:r>
+        <w:rPr>
+          <w:rFonts w:ascii="Calibri" w:hAnsi="Calibri" w:eastAsia="Calibri"/>
+          <w:b w:val="0"/>
+          <w:i w:val="0"/>
+          <w:color w:val="0E1A17"/>
+          <w:sz w:val="22"/>
+        </w:rPr>
+        <w:t xml:space="preserve">The usual colours apply while you type: red for a value that doesn't fit the column, amber for a required field still blank. Red still blocks publishing — see </w:t>
+      </w:r>
+      <w:r>
+        <w:rPr>
+          <w:rFonts w:ascii="Calibri" w:hAnsi="Calibri" w:eastAsia="Calibri"/>
+          <w:b/>
+          <w:i w:val="0"/>
+          <w:color w:val="0E1A17"/>
+          <w:sz w:val="22"/>
+        </w:rPr>
+        <w:t>06 What the colours mean</w:t>
+      </w:r>
+      <w:r>
+        <w:rPr>
+          <w:rFonts w:ascii="Calibri" w:hAnsi="Calibri" w:eastAsia="Calibri"/>
+          <w:b w:val="0"/>
+          <w:i w:val="0"/>
+          <w:color w:val="0E1A17"/>
+          <w:sz w:val="22"/>
+        </w:rPr>
+        <w:t>.</w:t>
+      </w:r>
+    </w:p>
+    <w:p>
+      <w:pPr>
+        <w:spacing w:after="120" w:before="0"/>
+      </w:pPr>
+    </w:p>
+    <w:p>
+      <w:r>
+        <w:rPr>
+          <w:rFonts w:ascii="Calibri" w:hAnsi="Calibri" w:eastAsia="Calibri"/>
+          <w:b w:val="0"/>
+          <w:i w:val="0"/>
+          <w:color w:val="0E1A17"/>
+          <w:sz w:val="22"/>
+        </w:rPr>
+        <w:t xml:space="preserve">If you change your mind, </w:t>
+      </w:r>
+      <w:r>
+        <w:rPr>
+          <w:rFonts w:ascii="Consolas" w:hAnsi="Consolas" w:eastAsia="Consolas"/>
+          <w:b/>
+          <w:i w:val="0"/>
+          <w:color w:val="3A4A45"/>
+          <w:sz w:val="18"/>
+        </w:rPr>
+        <w:t xml:space="preserve"> Ctrl </w:t>
+      </w:r>
+      <w:r>
+        <w:rPr>
+          <w:rFonts w:ascii="Calibri" w:hAnsi="Calibri" w:eastAsia="Calibri"/>
+          <w:b w:val="0"/>
+          <w:i w:val="0"/>
+          <w:color w:val="0E1A17"/>
+          <w:sz w:val="22"/>
+        </w:rPr>
+        <w:t xml:space="preserve"> + </w:t>
+      </w:r>
+      <w:r>
+        <w:rPr>
+          <w:rFonts w:ascii="Consolas" w:hAnsi="Consolas" w:eastAsia="Consolas"/>
+          <w:b/>
+          <w:i w:val="0"/>
+          <w:color w:val="3A4A45"/>
+          <w:sz w:val="18"/>
+        </w:rPr>
+        <w:t xml:space="preserve"> Z </w:t>
+      </w:r>
+      <w:r>
+        <w:rPr>
+          <w:rFonts w:ascii="Calibri" w:hAnsi="Calibri" w:eastAsia="Calibri"/>
+          <w:b w:val="0"/>
+          <w:i w:val="0"/>
+          <w:color w:val="0E1A17"/>
+          <w:sz w:val="22"/>
+        </w:rPr>
+        <w:t xml:space="preserve"> takes the row out again, and so does the ↩ button next to it on the review screen. Either way nothing has been written to the directory — nothing is, until you publish.</w:t>
+      </w:r>
+    </w:p>
+    <w:p>
+      <w:pPr>
+        <w:spacing w:after="120" w:before="0"/>
+      </w:pPr>
+    </w:p>
+    <w:p>
+      <w:pPr>
+        <w:pStyle w:val="Heading1"/>
+      </w:pPr>
+      <w:r>
+        <w:rPr>
+          <w:rFonts w:ascii="Consolas" w:hAnsi="Consolas" w:eastAsia="Consolas"/>
+          <w:b/>
+          <w:i w:val="0"/>
+          <w:color w:val="039579"/>
+          <w:sz w:val="24"/>
+        </w:rPr>
+        <w:t xml:space="preserve">03   </w:t>
+      </w:r>
+      <w:r>
+        <w:rPr>
+          <w:rFonts w:ascii="Arial" w:hAnsi="Arial" w:eastAsia="Arial"/>
+          <w:b/>
+          <w:i w:val="0"/>
+          <w:color w:val="0E1A17"/>
+          <w:sz w:val="38"/>
+        </w:rPr>
+        <w:t>Delete a row</w:t>
+      </w:r>
+    </w:p>
+    <w:p>
+      <w:pPr>
+        <w:spacing w:after="280" w:before="40"/>
+        <w:pBdr>
+          <w:top w:val="nil"/>
+          <w:left w:val="nil"/>
+          <w:bottom w:val="single" w:sz="4" w:space="8" w:color="D9E0DC"/>
+          <w:right w:val="nil"/>
+        </w:pBdr>
+      </w:pPr>
+      <w:r>
+        <w:rPr>
+          <w:rFonts w:ascii="Calibri" w:hAnsi="Calibri" w:eastAsia="Calibri"/>
+          <w:b w:val="0"/>
+          <w:i/>
+          <w:color w:val="697A75"/>
+          <w:sz w:val="23"/>
+        </w:rPr>
+        <w:t>For a service that has closed, or a record that's in the directory twice. Like every other edit, a deletion is only pending until you publish.</w:t>
+      </w:r>
+    </w:p>
+    <w:p>
+      <w:pPr>
+        <w:spacing w:after="120" w:before="80"/>
+        <w:ind w:left="490" w:hanging="490"/>
+      </w:pPr>
+      <w:r>
+        <w:rPr>
+          <w:rFonts w:ascii="Consolas" w:hAnsi="Consolas" w:eastAsia="Consolas"/>
+          <w:b/>
+          <w:i w:val="0"/>
+          <w:color w:val="027761"/>
+          <w:sz w:val="20"/>
+        </w:rPr>
+        <w:t>1.</w:t>
+      </w:r>
+      <w:r>
+        <w:rPr>
+          <w:rFonts w:ascii="Calibri" w:hAnsi="Calibri" w:eastAsia="Calibri"/>
+          <w:b w:val="0"/>
+          <w:i w:val="0"/>
+          <w:color w:val="0E1A17"/>
+          <w:sz w:val="22"/>
+        </w:rPr>
+        <w:tab/>
+      </w:r>
+      <w:r>
+        <w:rPr>
+          <w:rFonts w:ascii="Calibri" w:hAnsi="Calibri" w:eastAsia="Calibri"/>
+          <w:b/>
+          <w:i w:val="0"/>
+          <w:color w:val="0E1A17"/>
+          <w:sz w:val="22"/>
+        </w:rPr>
+        <w:t>Right-click anywhere on the row.</w:t>
+      </w:r>
+    </w:p>
+    <w:p>
+      <w:pPr>
+        <w:spacing w:after="80" w:before="0"/>
+        <w:ind w:left="490"/>
+      </w:pPr>
+      <w:r>
+        <w:rPr>
+          <w:rFonts w:ascii="Calibri" w:hAnsi="Calibri" w:eastAsia="Calibri"/>
+          <w:b w:val="0"/>
+          <w:i w:val="0"/>
+          <w:color w:val="0E1A17"/>
+          <w:sz w:val="22"/>
+        </w:rPr>
+        <w:t xml:space="preserve">A small menu opens with one item on it: </w:t>
+      </w:r>
+      <w:r>
+        <w:rPr>
+          <w:rFonts w:ascii="Calibri" w:hAnsi="Calibri" w:eastAsia="Calibri"/>
+          <w:b/>
+          <w:i w:val="0"/>
+          <w:color w:val="0E1A17"/>
+          <w:sz w:val="22"/>
+        </w:rPr>
+        <w:t>✕ Delete Row</w:t>
+      </w:r>
+      <w:r>
+        <w:rPr>
+          <w:rFonts w:ascii="Calibri" w:hAnsi="Calibri" w:eastAsia="Calibri"/>
+          <w:b w:val="0"/>
+          <w:i w:val="0"/>
+          <w:color w:val="0E1A17"/>
+          <w:sz w:val="22"/>
+        </w:rPr>
+        <w:t xml:space="preserve">. Right-clicking inside an open cell editor gives you the browser's own menu instead — press </w:t>
+      </w:r>
+      <w:r>
+        <w:rPr>
+          <w:rFonts w:ascii="Consolas" w:hAnsi="Consolas" w:eastAsia="Consolas"/>
+          <w:b/>
+          <w:i w:val="0"/>
+          <w:color w:val="3A4A45"/>
+          <w:sz w:val="18"/>
+        </w:rPr>
+        <w:t xml:space="preserve"> Esc </w:t>
+      </w:r>
+      <w:r>
+        <w:rPr>
+          <w:rFonts w:ascii="Calibri" w:hAnsi="Calibri" w:eastAsia="Calibri"/>
+          <w:b w:val="0"/>
+          <w:i w:val="0"/>
+          <w:color w:val="0E1A17"/>
+          <w:sz w:val="22"/>
+        </w:rPr>
+        <w:t xml:space="preserve"> to close the editor first.</w:t>
+      </w:r>
+    </w:p>
+    <w:p>
+      <w:pPr>
+        <w:spacing w:after="120" w:before="80"/>
+        <w:ind w:left="490" w:hanging="490"/>
+      </w:pPr>
+      <w:r>
+        <w:rPr>
+          <w:rFonts w:ascii="Consolas" w:hAnsi="Consolas" w:eastAsia="Consolas"/>
+          <w:b/>
+          <w:i w:val="0"/>
+          <w:color w:val="027761"/>
+          <w:sz w:val="20"/>
+        </w:rPr>
+        <w:t>2.</w:t>
+      </w:r>
+      <w:r>
+        <w:rPr>
+          <w:rFonts w:ascii="Calibri" w:hAnsi="Calibri" w:eastAsia="Calibri"/>
+          <w:b w:val="0"/>
+          <w:i w:val="0"/>
+          <w:color w:val="0E1A17"/>
+          <w:sz w:val="22"/>
+        </w:rPr>
+        <w:tab/>
+      </w:r>
+      <w:r>
+        <w:rPr>
+          <w:rFonts w:ascii="Calibri" w:hAnsi="Calibri" w:eastAsia="Calibri"/>
+          <w:b/>
+          <w:i w:val="0"/>
+          <w:color w:val="0E1A17"/>
+          <w:sz w:val="22"/>
+        </w:rPr>
+        <w:t>Click ✕ Delete Row.</w:t>
+      </w:r>
+    </w:p>
+    <w:p>
+      <w:pPr>
+        <w:spacing w:after="80" w:before="0"/>
+        <w:ind w:left="490"/>
+      </w:pPr>
+      <w:r>
+        <w:rPr>
+          <w:rFonts w:ascii="Calibri" w:hAnsi="Calibri" w:eastAsia="Calibri"/>
+          <w:b w:val="0"/>
+          <w:i w:val="0"/>
+          <w:color w:val="0E1A17"/>
+          <w:sz w:val="22"/>
+        </w:rPr>
+        <w:t>A confirmation names the row number and reads back the first few values of the record, so you can be sure you're on the row you meant.</w:t>
+      </w:r>
+    </w:p>
+    <w:p>
+      <w:pPr>
+        <w:spacing w:after="120" w:before="80"/>
+        <w:ind w:left="490" w:hanging="490"/>
+      </w:pPr>
+      <w:r>
+        <w:rPr>
+          <w:rFonts w:ascii="Consolas" w:hAnsi="Consolas" w:eastAsia="Consolas"/>
+          <w:b/>
+          <w:i w:val="0"/>
+          <w:color w:val="027761"/>
+          <w:sz w:val="20"/>
+        </w:rPr>
+        <w:t>3.</w:t>
+      </w:r>
+      <w:r>
+        <w:rPr>
+          <w:rFonts w:ascii="Calibri" w:hAnsi="Calibri" w:eastAsia="Calibri"/>
+          <w:b w:val="0"/>
+          <w:i w:val="0"/>
+          <w:color w:val="0E1A17"/>
+          <w:sz w:val="22"/>
+        </w:rPr>
+        <w:tab/>
+      </w:r>
+      <w:r>
+        <w:rPr>
+          <w:rFonts w:ascii="Calibri" w:hAnsi="Calibri" w:eastAsia="Calibri"/>
+          <w:b/>
+          <w:i w:val="0"/>
+          <w:color w:val="0E1A17"/>
+          <w:sz w:val="22"/>
+        </w:rPr>
+        <w:t>Click OK.</w:t>
+      </w:r>
+    </w:p>
+    <w:p>
+      <w:pPr>
+        <w:spacing w:after="80" w:before="0"/>
+        <w:ind w:left="490"/>
+      </w:pPr>
+      <w:r>
+        <w:rPr>
+          <w:rFonts w:ascii="Calibri" w:hAnsi="Calibri" w:eastAsia="Calibri"/>
+          <w:b w:val="0"/>
+          <w:i w:val="0"/>
+          <w:color w:val="0E1A17"/>
+          <w:sz w:val="22"/>
+        </w:rPr>
+        <w:t>The row disappears from the table straight away, the row count in the header drops by one, and Review changes goes up by one. Cancel leaves everything exactly as it was.</w:t>
+      </w:r>
+    </w:p>
+    <w:p>
+      <w:pPr>
+        <w:spacing w:after="120" w:before="80"/>
+        <w:ind w:left="490" w:hanging="490"/>
+      </w:pPr>
+      <w:r>
+        <w:rPr>
+          <w:rFonts w:ascii="Consolas" w:hAnsi="Consolas" w:eastAsia="Consolas"/>
+          <w:b/>
+          <w:i w:val="0"/>
+          <w:color w:val="027761"/>
+          <w:sz w:val="20"/>
+        </w:rPr>
+        <w:t>4.</w:t>
+      </w:r>
+      <w:r>
+        <w:rPr>
+          <w:rFonts w:ascii="Calibri" w:hAnsi="Calibri" w:eastAsia="Calibri"/>
+          <w:b w:val="0"/>
+          <w:i w:val="0"/>
+          <w:color w:val="0E1A17"/>
+          <w:sz w:val="22"/>
+        </w:rPr>
+        <w:tab/>
+      </w:r>
+      <w:r>
+        <w:rPr>
+          <w:rFonts w:ascii="Calibri" w:hAnsi="Calibri" w:eastAsia="Calibri"/>
+          <w:b/>
+          <w:i w:val="0"/>
+          <w:color w:val="0E1A17"/>
+          <w:sz w:val="22"/>
+        </w:rPr>
+        <w:t>Click Review changes, then publish.</w:t>
+      </w:r>
+    </w:p>
+    <w:p>
+      <w:pPr>
+        <w:spacing w:after="80" w:before="0"/>
+        <w:ind w:left="490"/>
+      </w:pPr>
+      <w:r>
+        <w:rPr>
+          <w:rFonts w:ascii="Calibri" w:hAnsi="Calibri" w:eastAsia="Calibri"/>
+          <w:b w:val="0"/>
+          <w:i w:val="0"/>
+          <w:color w:val="0E1A17"/>
+          <w:sz w:val="22"/>
+        </w:rPr>
+        <w:t>Deleted rows are the one thing you can still see on the review screen after they've vanished from the editor: greyed out, struck through, and marked with a red bar down the left.</w:t>
+      </w:r>
+    </w:p>
+    <w:p>
+      <w:pPr>
+        <w:spacing w:after="120" w:before="0"/>
+      </w:pPr>
+    </w:p>
+    <w:p>
+      <w:pPr>
+        <w:spacing w:after="100" w:before="200"/>
+        <w:jc w:val="center"/>
+        <w:keepNext/>
+      </w:pPr>
+      <w:r>
+        <w:drawing>
+          <wp:inline xmlns:a="http://schemas.openxmlformats.org/drawingml/2006/main" xmlns:pic="http://schemas.openxmlformats.org/drawingml/2006/picture">
+            <wp:extent cx="6126480" cy="2366312"/>
+            <wp:docPr id="16" name="Picture 16"/>
+            <wp:cNvGraphicFramePr>
+              <a:graphicFrameLocks noChangeAspect="1"/>
+            </wp:cNvGraphicFramePr>
+            <a:graphic>
+              <a:graphicData uri="http://schemas.openxmlformats.org/drawingml/2006/picture">
+                <pic:pic>
+                  <pic:nvPicPr>
+                    <pic:cNvPr id="0" name="g-delrow-menu.png"/>
+                    <pic:cNvPicPr/>
+                  </pic:nvPicPr>
+                  <pic:blipFill>
+                    <a:blip r:embed="rId25"/>
+                    <a:stretch>
+                      <a:fillRect/>
+                    </a:stretch>
+                  </pic:blipFill>
+                  <pic:spPr>
+                    <a:xfrm>
+                      <a:off x="0" y="0"/>
+                      <a:ext cx="6126480" cy="2366312"/>
+                    </a:xfrm>
+                    <a:prstGeom prst="rect"/>
+                  </pic:spPr>
+                </pic:pic>
+              </a:graphicData>
+            </a:graphic>
+          </wp:inline>
+        </w:drawing>
+      </w:r>
+    </w:p>
+    <w:p>
+      <w:pPr>
+        <w:spacing w:after="280" w:before="0" w:line="252" w:lineRule="auto"/>
+      </w:pPr>
+      <w:r>
+        <w:rPr>
+          <w:rFonts w:ascii="Consolas" w:hAnsi="Consolas" w:eastAsia="Consolas"/>
+          <w:b/>
+          <w:i w:val="0"/>
+          <w:color w:val="039579"/>
+          <w:sz w:val="16"/>
+        </w:rPr>
+        <w:t xml:space="preserve">STEP 1   </w:t>
+      </w:r>
+      <w:r>
+        <w:rPr>
+          <w:rFonts w:ascii="Calibri" w:hAnsi="Calibri" w:eastAsia="Calibri"/>
+          <w:b w:val="0"/>
+          <w:i/>
+          <w:color w:val="697A75"/>
+          <w:sz w:val="20"/>
+        </w:rPr>
+        <w:t>Right-clicking row 290 opens the row menu. Delete Row is the only thing on it, so there's nothing to hit by accident.</w:t>
+      </w:r>
+    </w:p>
+    <w:p>
+      <w:pPr>
+        <w:spacing w:after="100" w:before="200"/>
+        <w:jc w:val="center"/>
+        <w:keepNext/>
+      </w:pPr>
+      <w:r>
+        <w:drawing>
+          <wp:inline xmlns:a="http://schemas.openxmlformats.org/drawingml/2006/main" xmlns:pic="http://schemas.openxmlformats.org/drawingml/2006/picture">
+            <wp:extent cx="6126480" cy="2265015"/>
+            <wp:docPr id="17" name="Picture 17"/>
+            <wp:cNvGraphicFramePr>
+              <a:graphicFrameLocks noChangeAspect="1"/>
+            </wp:cNvGraphicFramePr>
+            <a:graphic>
+              <a:graphicData uri="http://schemas.openxmlformats.org/drawingml/2006/picture">
+                <pic:pic>
+                  <pic:nvPicPr>
+                    <pic:cNvPr id="0" name="g-delrow-confirm.png"/>
+                    <pic:cNvPicPr/>
+                  </pic:nvPicPr>
+                  <pic:blipFill>
+                    <a:blip r:embed="rId26"/>
+                    <a:stretch>
+                      <a:fillRect/>
+                    </a:stretch>
+                  </pic:blipFill>
+                  <pic:spPr>
+                    <a:xfrm>
+                      <a:off x="0" y="0"/>
+                      <a:ext cx="6126480" cy="2265015"/>
+                    </a:xfrm>
+                    <a:prstGeom prst="rect"/>
+                  </pic:spPr>
+                </pic:pic>
+              </a:graphicData>
+            </a:graphic>
+          </wp:inline>
+        </w:drawing>
+      </w:r>
+    </w:p>
+    <w:p>
+      <w:pPr>
+        <w:spacing w:after="280" w:before="0" w:line="252" w:lineRule="auto"/>
+      </w:pPr>
+      <w:r>
+        <w:rPr>
+          <w:rFonts w:ascii="Consolas" w:hAnsi="Consolas" w:eastAsia="Consolas"/>
+          <w:b/>
+          <w:i w:val="0"/>
+          <w:color w:val="039579"/>
+          <w:sz w:val="16"/>
+        </w:rPr>
+        <w:t xml:space="preserve">STEP 2   </w:t>
+      </w:r>
+      <w:r>
+        <w:rPr>
+          <w:rFonts w:ascii="Calibri" w:hAnsi="Calibri" w:eastAsia="Calibri"/>
+          <w:b w:val="0"/>
+          <w:i/>
+          <w:color w:val="697A75"/>
+          <w:sz w:val="20"/>
+        </w:rPr>
+        <w:t>The confirmation reads the record back to you before anything happens. Nothing is written to the directory at this point.</w:t>
+      </w:r>
+    </w:p>
+    <w:p>
+      <w:pPr>
+        <w:spacing w:after="100" w:before="200"/>
+        <w:jc w:val="center"/>
+        <w:keepNext/>
+      </w:pPr>
+      <w:r>
+        <w:drawing>
+          <wp:inline xmlns:a="http://schemas.openxmlformats.org/drawingml/2006/main" xmlns:pic="http://schemas.openxmlformats.org/drawingml/2006/picture">
+            <wp:extent cx="6126480" cy="1697748"/>
+            <wp:docPr id="18" name="Picture 18"/>
+            <wp:cNvGraphicFramePr>
+              <a:graphicFrameLocks noChangeAspect="1"/>
+            </wp:cNvGraphicFramePr>
+            <a:graphic>
+              <a:graphicData uri="http://schemas.openxmlformats.org/drawingml/2006/picture">
+                <pic:pic>
+                  <pic:nvPicPr>
+                    <pic:cNvPr id="0" name="g-delrow-review.png"/>
+                    <pic:cNvPicPr/>
+                  </pic:nvPicPr>
+                  <pic:blipFill>
+                    <a:blip r:embed="rId27"/>
+                    <a:stretch>
+                      <a:fillRect/>
+                    </a:stretch>
+                  </pic:blipFill>
+                  <pic:spPr>
+                    <a:xfrm>
+                      <a:off x="0" y="0"/>
+                      <a:ext cx="6126480" cy="1697748"/>
+                    </a:xfrm>
+                    <a:prstGeom prst="rect"/>
+                  </pic:spPr>
+                </pic:pic>
+              </a:graphicData>
+            </a:graphic>
+          </wp:inline>
+        </w:drawing>
+      </w:r>
+    </w:p>
+    <w:p>
+      <w:pPr>
+        <w:spacing w:after="280" w:before="0" w:line="252" w:lineRule="auto"/>
+      </w:pPr>
+      <w:r>
+        <w:rPr>
+          <w:rFonts w:ascii="Consolas" w:hAnsi="Consolas" w:eastAsia="Consolas"/>
+          <w:b/>
+          <w:i w:val="0"/>
+          <w:color w:val="039579"/>
+          <w:sz w:val="16"/>
+        </w:rPr>
+        <w:t xml:space="preserve">ON THE REVIEW SCREEN   </w:t>
+      </w:r>
+      <w:r>
+        <w:rPr>
+          <w:rFonts w:ascii="Calibri" w:hAnsi="Calibri" w:eastAsia="Calibri"/>
+          <w:b w:val="0"/>
+          <w:i/>
+          <w:color w:val="697A75"/>
+          <w:sz w:val="20"/>
+        </w:rPr>
+        <w:t>Row 290 struck through and marked (removed) , with the new row 291 from the previous section below it. ↩ beside either line puts it back.</w:t>
+      </w:r>
+    </w:p>
+    <w:p>
+      <w:pPr>
+        <w:spacing w:after="180" w:before="180"/>
+        <w:ind w:left="144" w:right="72"/>
+        <w:shd w:val="clear" w:color="auto" w:fill="E3F3EE"/>
+        <w:pBdr>
+          <w:top w:val="single" w:sz="4" w:space="8" w:color="039579"/>
+          <w:left w:val="single" w:sz="4" w:space="8" w:color="039579"/>
+          <w:bottom w:val="single" w:sz="4" w:space="8" w:color="039579"/>
+          <w:right w:val="single" w:sz="4" w:space="8" w:color="039579"/>
+        </w:pBdr>
+      </w:pPr>
+      <w:r>
+        <w:rPr>
+          <w:rFonts w:ascii="Consolas" w:hAnsi="Consolas" w:eastAsia="Consolas"/>
+          <w:b/>
+          <w:i w:val="0"/>
+          <w:color w:val="027761"/>
+          <w:sz w:val="16"/>
+        </w:rPr>
+        <w:t xml:space="preserve">UNDO WORKS RIGHT UP TO PUBLISH   </w:t>
+      </w:r>
+      <w:r>
+        <w:rPr>
+          <w:rFonts w:ascii="Consolas" w:hAnsi="Consolas" w:eastAsia="Consolas"/>
+          <w:b/>
+          <w:i w:val="0"/>
+          <w:color w:val="3A4A45"/>
+          <w:sz w:val="17"/>
+        </w:rPr>
+        <w:t xml:space="preserve"> Ctrl </w:t>
+      </w:r>
+      <w:r>
+        <w:rPr>
+          <w:rFonts w:ascii="Calibri" w:hAnsi="Calibri" w:eastAsia="Calibri"/>
+          <w:b w:val="0"/>
+          <w:i w:val="0"/>
+          <w:color w:val="0E1A17"/>
+          <w:sz w:val="21"/>
+        </w:rPr>
+        <w:t xml:space="preserve"> + </w:t>
+      </w:r>
+      <w:r>
+        <w:rPr>
+          <w:rFonts w:ascii="Consolas" w:hAnsi="Consolas" w:eastAsia="Consolas"/>
+          <w:b/>
+          <w:i w:val="0"/>
+          <w:color w:val="3A4A45"/>
+          <w:sz w:val="17"/>
+        </w:rPr>
+        <w:t xml:space="preserve"> Z </w:t>
+      </w:r>
+      <w:r>
+        <w:rPr>
+          <w:rFonts w:ascii="Calibri" w:hAnsi="Calibri" w:eastAsia="Calibri"/>
+          <w:b w:val="0"/>
+          <w:i w:val="0"/>
+          <w:color w:val="0E1A17"/>
+          <w:sz w:val="21"/>
+        </w:rPr>
+        <w:t xml:space="preserve"> brings a deleted row back, and so does the ↩ button next to it on the review screen — where the tooltip reads </w:t>
+      </w:r>
+      <w:r>
+        <w:rPr>
+          <w:rFonts w:ascii="Calibri" w:hAnsi="Calibri" w:eastAsia="Calibri"/>
+          <w:b/>
+          <w:i w:val="0"/>
+          <w:color w:val="0E1A17"/>
+          <w:sz w:val="21"/>
+        </w:rPr>
+        <w:t>Keep this row after all</w:t>
+      </w:r>
+      <w:r>
+        <w:rPr>
+          <w:rFonts w:ascii="Calibri" w:hAnsi="Calibri" w:eastAsia="Calibri"/>
+          <w:b w:val="0"/>
+          <w:i w:val="0"/>
+          <w:color w:val="0E1A17"/>
+          <w:sz w:val="21"/>
+        </w:rPr>
+        <w:t>.</w:t>
+      </w:r>
+    </w:p>
+    <w:p>
+      <w:pPr>
+        <w:pStyle w:val="Heading2"/>
+      </w:pPr>
+      <w:r>
+        <w:rPr>
+          <w:rFonts w:ascii="Calibri" w:hAnsi="Calibri" w:eastAsia="Calibri"/>
+          <w:b/>
+          <w:i w:val="0"/>
+          <w:color w:val="0E1A17"/>
+          <w:sz w:val="26"/>
+        </w:rPr>
+        <w:t>Things worth knowing</w:t>
+      </w:r>
+    </w:p>
+    <w:p>
+      <w:pPr>
+        <w:spacing w:after="80" w:before="40"/>
+        <w:ind w:left="461" w:hanging="288"/>
+      </w:pPr>
+      <w:r>
+        <w:rPr>
+          <w:rFonts w:ascii="Calibri" w:hAnsi="Calibri" w:eastAsia="Calibri"/>
+          <w:b w:val="0"/>
+          <w:i w:val="0"/>
+          <w:color w:val="697A75"/>
+          <w:sz w:val="22"/>
+        </w:rPr>
+        <w:t>•</w:t>
+      </w:r>
+      <w:r>
+        <w:rPr>
+          <w:rFonts w:ascii="Calibri" w:hAnsi="Calibri" w:eastAsia="Calibri"/>
+          <w:b w:val="0"/>
+          <w:i w:val="0"/>
+          <w:color w:val="0E1A17"/>
+          <w:sz w:val="22"/>
+        </w:rPr>
+        <w:tab/>
+      </w:r>
+      <w:r>
+        <w:rPr>
+          <w:rFonts w:ascii="Calibri" w:hAnsi="Calibri" w:eastAsia="Calibri"/>
+          <w:b w:val="0"/>
+          <w:i w:val="0"/>
+          <w:color w:val="0E1A17"/>
+          <w:sz w:val="22"/>
+        </w:rPr>
+        <w:t>Row numbers don't close up when a row disappears. You'll see the numbering skip where the deleted row used to be; it settles back into a run once you publish.</w:t>
+      </w:r>
+    </w:p>
+    <w:p>
+      <w:pPr>
+        <w:spacing w:after="80" w:before="40"/>
+        <w:ind w:left="461" w:hanging="288"/>
+      </w:pPr>
+      <w:r>
+        <w:rPr>
+          <w:rFonts w:ascii="Calibri" w:hAnsi="Calibri" w:eastAsia="Calibri"/>
+          <w:b w:val="0"/>
+          <w:i w:val="0"/>
+          <w:color w:val="697A75"/>
+          <w:sz w:val="22"/>
+        </w:rPr>
+        <w:t>•</w:t>
+      </w:r>
+      <w:r>
+        <w:rPr>
+          <w:rFonts w:ascii="Calibri" w:hAnsi="Calibri" w:eastAsia="Calibri"/>
+          <w:b w:val="0"/>
+          <w:i w:val="0"/>
+          <w:color w:val="0E1A17"/>
+          <w:sz w:val="22"/>
+        </w:rPr>
+        <w:tab/>
+      </w:r>
+      <w:r>
+        <w:rPr>
+          <w:rFonts w:ascii="Calibri" w:hAnsi="Calibri" w:eastAsia="Calibri"/>
+          <w:b w:val="0"/>
+          <w:i w:val="0"/>
+          <w:color w:val="0E1A17"/>
+          <w:sz w:val="22"/>
+        </w:rPr>
+        <w:t>You can delete a row you added yourself in the same session. It's just taken back out — there was never anything in the directory to remove.</w:t>
+      </w:r>
+    </w:p>
+    <w:p>
+      <w:pPr>
+        <w:spacing w:after="80" w:before="40"/>
+        <w:ind w:left="461" w:hanging="288"/>
+      </w:pPr>
+      <w:r>
+        <w:rPr>
+          <w:rFonts w:ascii="Calibri" w:hAnsi="Calibri" w:eastAsia="Calibri"/>
+          <w:b w:val="0"/>
+          <w:i w:val="0"/>
+          <w:color w:val="697A75"/>
+          <w:sz w:val="22"/>
+        </w:rPr>
+        <w:t>•</w:t>
+      </w:r>
+      <w:r>
+        <w:rPr>
+          <w:rFonts w:ascii="Calibri" w:hAnsi="Calibri" w:eastAsia="Calibri"/>
+          <w:b w:val="0"/>
+          <w:i w:val="0"/>
+          <w:color w:val="0E1A17"/>
+          <w:sz w:val="22"/>
+        </w:rPr>
+        <w:tab/>
+      </w:r>
+      <w:r>
+        <w:rPr>
+          <w:rFonts w:ascii="Calibri" w:hAnsi="Calibri" w:eastAsia="Calibri"/>
+          <w:b w:val="0"/>
+          <w:i w:val="0"/>
+          <w:color w:val="0E1A17"/>
+          <w:sz w:val="22"/>
+        </w:rPr>
+        <w:t>Deleting a row cancels any cell edits you'd made to it. The row travels as a whole, so those edits are no longer counted separately.</w:t>
+      </w:r>
+    </w:p>
+    <w:p>
+      <w:pPr>
+        <w:spacing w:after="80" w:before="40"/>
+        <w:ind w:left="461" w:hanging="288"/>
+      </w:pPr>
+      <w:r>
+        <w:rPr>
+          <w:rFonts w:ascii="Calibri" w:hAnsi="Calibri" w:eastAsia="Calibri"/>
+          <w:b w:val="0"/>
+          <w:i w:val="0"/>
+          <w:color w:val="697A75"/>
+          <w:sz w:val="22"/>
+        </w:rPr>
+        <w:t>•</w:t>
+      </w:r>
+      <w:r>
+        <w:rPr>
+          <w:rFonts w:ascii="Calibri" w:hAnsi="Calibri" w:eastAsia="Calibri"/>
+          <w:b w:val="0"/>
+          <w:i w:val="0"/>
+          <w:color w:val="0E1A17"/>
+          <w:sz w:val="22"/>
+        </w:rPr>
+        <w:tab/>
+      </w:r>
+      <w:r>
+        <w:rPr>
+          <w:rFonts w:ascii="Calibri" w:hAnsi="Calibri" w:eastAsia="Calibri"/>
+          <w:b w:val="0"/>
+          <w:i w:val="0"/>
+          <w:color w:val="0E1A17"/>
+          <w:sz w:val="22"/>
+        </w:rPr>
+        <w:t>Search doesn't get in the way: find the record first, right-click it in the results, and delete it there.</w:t>
+      </w:r>
+    </w:p>
+    <w:p>
+      <w:pPr>
+        <w:spacing w:after="120" w:before="0"/>
+      </w:pPr>
+    </w:p>
+    <w:p>
+      <w:pPr>
+        <w:spacing w:after="100" w:before="200"/>
+        <w:jc w:val="center"/>
+        <w:keepNext/>
+      </w:pPr>
+      <w:r>
+        <w:drawing>
+          <wp:inline xmlns:a="http://schemas.openxmlformats.org/drawingml/2006/main" xmlns:pic="http://schemas.openxmlformats.org/drawingml/2006/picture">
+            <wp:extent cx="6126480" cy="1661281"/>
+            <wp:docPr id="19" name="Picture 19"/>
+            <wp:cNvGraphicFramePr>
+              <a:graphicFrameLocks noChangeAspect="1"/>
+            </wp:cNvGraphicFramePr>
+            <a:graphic>
+              <a:graphicData uri="http://schemas.openxmlformats.org/drawingml/2006/picture">
+                <pic:pic>
+                  <pic:nvPicPr>
+                    <pic:cNvPr id="0" name="g-rows-publish.png"/>
+                    <pic:cNvPicPr/>
+                  </pic:nvPicPr>
+                  <pic:blipFill>
+                    <a:blip r:embed="rId28"/>
+                    <a:stretch>
+                      <a:fillRect/>
+                    </a:stretch>
+                  </pic:blipFill>
+                  <pic:spPr>
+                    <a:xfrm>
+                      <a:off x="0" y="0"/>
+                      <a:ext cx="6126480" cy="1661281"/>
+                    </a:xfrm>
+                    <a:prstGeom prst="rect"/>
+                  </pic:spPr>
+                </pic:pic>
+              </a:graphicData>
+            </a:graphic>
+          </wp:inline>
+        </w:drawing>
+      </w:r>
+    </w:p>
+    <w:p>
+      <w:pPr>
+        <w:spacing w:after="280" w:before="0" w:line="252" w:lineRule="auto"/>
+      </w:pPr>
+      <w:r>
+        <w:rPr>
+          <w:rFonts w:ascii="Consolas" w:hAnsi="Consolas" w:eastAsia="Consolas"/>
+          <w:b/>
+          <w:i w:val="0"/>
+          <w:color w:val="039579"/>
+          <w:sz w:val="16"/>
+        </w:rPr>
+        <w:t xml:space="preserve">BEFORE YOU COMMIT   </w:t>
+      </w:r>
+      <w:r>
+        <w:rPr>
+          <w:rFonts w:ascii="Calibri" w:hAnsi="Calibri" w:eastAsia="Calibri"/>
+          <w:b w:val="0"/>
+          <w:i/>
+          <w:color w:val="697A75"/>
+          <w:sz w:val="20"/>
+        </w:rPr>
+        <w:t>The publish confirmation counts rows added and rows deleted separately from cell edits, so you can see at a glance that it matches what you meant to do.</w:t>
+      </w:r>
+    </w:p>
+    <w:p>
+      <w:pPr>
+        <w:spacing w:after="180" w:before="180"/>
+        <w:ind w:left="144" w:right="72"/>
+        <w:shd w:val="clear" w:color="auto" w:fill="FDF1EE"/>
+        <w:pBdr>
+          <w:top w:val="single" w:sz="4" w:space="8" w:color="EDBDB6"/>
+          <w:left w:val="single" w:sz="4" w:space="8" w:color="EDBDB6"/>
+          <w:bottom w:val="single" w:sz="4" w:space="8" w:color="EDBDB6"/>
+          <w:right w:val="single" w:sz="4" w:space="8" w:color="EDBDB6"/>
+        </w:pBdr>
+      </w:pPr>
+      <w:r>
+        <w:rPr>
+          <w:rFonts w:ascii="Consolas" w:hAnsi="Consolas" w:eastAsia="Consolas"/>
+          <w:b/>
+          <w:i w:val="0"/>
+          <w:color w:val="C1000A"/>
+          <w:sz w:val="16"/>
+        </w:rPr>
+        <w:t xml:space="preserve">A PUBLISHED DELETION CAN'T BE UNDONE   </w:t>
+      </w:r>
+      <w:r>
+        <w:rPr>
+          <w:rFonts w:ascii="Calibri" w:hAnsi="Calibri" w:eastAsia="Calibri"/>
+          <w:b w:val="0"/>
+          <w:i w:val="0"/>
+          <w:color w:val="0E1A17"/>
+          <w:sz w:val="21"/>
+        </w:rPr>
+        <w:t xml:space="preserve">Once you publish, the record is out of the live directory and there's no “undelete”. The change log keeps the full row exactly as it was, with your name and the time, so it can be reconstructed — but that means someone reading the log and typing it back in. Before a clean-up of several rows, take an </w:t>
+      </w:r>
+      <w:r>
+        <w:rPr>
+          <w:rFonts w:ascii="Calibri" w:hAnsi="Calibri" w:eastAsia="Calibri"/>
+          <w:b/>
+          <w:i w:val="0"/>
+          <w:color w:val="0E1A17"/>
+          <w:sz w:val="21"/>
+        </w:rPr>
+        <w:t>Export CSV</w:t>
+      </w:r>
+      <w:r>
+        <w:rPr>
+          <w:rFonts w:ascii="Calibri" w:hAnsi="Calibri" w:eastAsia="Calibri"/>
+          <w:b w:val="0"/>
+          <w:i w:val="0"/>
+          <w:color w:val="0E1A17"/>
+          <w:sz w:val="21"/>
+        </w:rPr>
+        <w:t xml:space="preserve"> first.</w:t>
+      </w:r>
+    </w:p>
+    <w:p>
+      <w:pPr>
+        <w:spacing w:after="120" w:before="0"/>
+      </w:pPr>
+    </w:p>
+    <w:p>
+      <w:pPr>
+        <w:pStyle w:val="Heading1"/>
+      </w:pPr>
+      <w:r>
+        <w:rPr>
+          <w:rFonts w:ascii="Consolas" w:hAnsi="Consolas" w:eastAsia="Consolas"/>
+          <w:b/>
+          <w:i w:val="0"/>
+          <w:color w:val="039579"/>
+          <w:sz w:val="24"/>
+        </w:rPr>
+        <w:t xml:space="preserve">04   </w:t>
+      </w:r>
+      <w:r>
+        <w:rPr>
+          <w:rFonts w:ascii="Arial" w:hAnsi="Arial" w:eastAsia="Arial"/>
+          <w:b/>
+          <w:i w:val="0"/>
+          <w:color w:val="0E1A17"/>
+          <w:sz w:val="38"/>
+        </w:rPr>
         <w:t>Find a record</w:t>
       </w:r>
     </w:p>
@@ -1785,7 +3618,7 @@
           <w:color w:val="039579"/>
           <w:sz w:val="24"/>
         </w:rPr>
-        <w:t xml:space="preserve">03   </w:t>
+        <w:t xml:space="preserve">05   </w:t>
       </w:r>
       <w:r>
         <w:rPr>
@@ -2141,51 +3974,33 @@
           <w:sz w:val="22"/>
         </w:rPr>
         <w:tab/>
-      </w:r>
+        <w:t>Hover over either button and it'll tell you how many steps it has left.</w:t>
+      </w:r>
+    </w:p>
+    <w:p>
+      <w:pPr>
+        <w:spacing w:after="80" w:before="40"/>
+        <w:ind w:left="461" w:hanging="288"/>
+      </w:pPr>
       <w:r>
         <w:rPr>
           <w:rFonts w:ascii="Calibri" w:hAnsi="Calibri" w:eastAsia="Calibri"/>
           <w:b w:val="0"/>
           <w:i w:val="0"/>
+          <w:color w:val="697A75"/>
+          <w:sz w:val="22"/>
+        </w:rPr>
+        <w:t>•</w:t>
+      </w:r>
+      <w:r>
+        <w:rPr>
+          <w:rFonts w:ascii="Calibri" w:hAnsi="Calibri" w:eastAsia="Calibri"/>
+          <w:b w:val="0"/>
+          <w:i w:val="0"/>
           <w:color w:val="0E1A17"/>
           <w:sz w:val="22"/>
         </w:rPr>
-        <w:t>Hover over either button and it'll tell you how many steps it has left.</w:t>
-      </w:r>
-    </w:p>
-    <w:p>
-      <w:pPr>
-        <w:spacing w:after="80" w:before="40"/>
-        <w:ind w:left="461" w:hanging="288"/>
-      </w:pPr>
-      <w:r>
-        <w:rPr>
-          <w:rFonts w:ascii="Calibri" w:hAnsi="Calibri" w:eastAsia="Calibri"/>
-          <w:b w:val="0"/>
-          <w:i w:val="0"/>
-          <w:color w:val="697A75"/>
-          <w:sz w:val="22"/>
-        </w:rPr>
-        <w:t>•</w:t>
-      </w:r>
-      <w:r>
-        <w:rPr>
-          <w:rFonts w:ascii="Calibri" w:hAnsi="Calibri" w:eastAsia="Calibri"/>
-          <w:b w:val="0"/>
-          <w:i w:val="0"/>
-          <w:color w:val="0E1A17"/>
-          <w:sz w:val="22"/>
-        </w:rPr>
         <w:tab/>
-      </w:r>
-      <w:r>
-        <w:rPr>
-          <w:rFonts w:ascii="Calibri" w:hAnsi="Calibri" w:eastAsia="Calibri"/>
-          <w:b w:val="0"/>
-          <w:i w:val="0"/>
-          <w:color w:val="0E1A17"/>
-          <w:sz w:val="22"/>
-        </w:rPr>
         <w:t>A button greys out when there's nothing left to do in that direction.</w:t>
       </w:r>
     </w:p>
@@ -2314,7 +4129,7 @@
           <w:color w:val="039579"/>
           <w:sz w:val="24"/>
         </w:rPr>
-        <w:t xml:space="preserve">04   </w:t>
+        <w:t xml:space="preserve">06   </w:t>
       </w:r>
       <w:r>
         <w:rPr>
@@ -3262,7 +5077,7 @@
           <w:color w:val="039579"/>
           <w:sz w:val="24"/>
         </w:rPr>
-        <w:t xml:space="preserve">05   </w:t>
+        <w:t xml:space="preserve">07   </w:t>
       </w:r>
       <w:r>
         <w:rPr>
@@ -3786,7 +5601,7 @@
           <w:color w:val="039579"/>
           <w:sz w:val="24"/>
         </w:rPr>
-        <w:t xml:space="preserve">06   </w:t>
+        <w:t xml:space="preserve">08   </w:t>
       </w:r>
       <w:r>
         <w:rPr>
@@ -4330,7 +6145,7 @@
           <w:color w:val="039579"/>
           <w:sz w:val="24"/>
         </w:rPr>
-        <w:t xml:space="preserve">07   </w:t>
+        <w:t xml:space="preserve">09   </w:t>
       </w:r>
       <w:r>
         <w:rPr>
@@ -4582,7 +6397,7 @@
           <w:color w:val="039579"/>
           <w:sz w:val="24"/>
         </w:rPr>
-        <w:t xml:space="preserve">08   </w:t>
+        <w:t xml:space="preserve">10   </w:t>
       </w:r>
       <w:r>
         <w:rPr>
@@ -5190,7 +7005,7 @@
           <w:color w:val="039579"/>
           <w:sz w:val="24"/>
         </w:rPr>
-        <w:t xml:space="preserve">09   </w:t>
+        <w:t xml:space="preserve">11   </w:t>
       </w:r>
       <w:r>
         <w:rPr>
